--- a/ENG/Норникель_тексты_Глава_3_ENG.docx
+++ b/ENG/Норникель_тексты_Глава_3_ENG.docx
@@ -2074,7 +2074,7 @@
         <w:rPr>
           <w:lang w:val="en-GB" w:bidi="en-US"/>
         </w:rPr>
-        <w:t>Climate-resilient agriculture</w:t>
+        <w:t>Adapting water management and hydropower</w:t>
       </w:r>
     </w:p>
     <w:p>
